--- a/public/templates-clean/clinceni/8. Anexa 5 - Acord schimbare schema de tratament.docx
+++ b/public/templates-clean/clinceni/8. Anexa 5 - Acord schimbare schema de tratament.docx
@@ -117,7 +117,7 @@
           <w:w w:val="125"/>
           <w:sz w:val="28"/>
         </w:rPr>
-        <w:t>CONTRACTUL Nr. {NUMAR_CONTRACT}/12.04.</w:t>
+        <w:t>CONTRACTUL Nr. {NUMAR_CONTRACT}/{DATA_CONTRACT}</w:t>
       </w:r>
       <w:r>
         <w:rPr>
@@ -125,7 +125,7 @@
           <w:w w:val="125"/>
           <w:sz w:val="28"/>
         </w:rPr>
-        <w:t xml:space="preserve"> </w:t>
+        <w:t xml:space="preserve"/>
       </w:r>
       <w:r>
         <w:rPr>
@@ -139,7 +139,7 @@
           <w:w w:val="125"/>
           <w:sz w:val="28"/>
         </w:rPr>
-        <w:t xml:space="preserve"> </w:t>
+        <w:t xml:space="preserve"/>
       </w:r>
       <w:r>
         <w:rPr>
@@ -153,7 +153,7 @@
           <w:w w:val="125"/>
           <w:sz w:val="28"/>
         </w:rPr>
-        <w:t>2026</w:t>
+        <w:t/>
       </w:r>
     </w:p>
     <w:p>
@@ -263,7 +263,7 @@
         <w:rPr>
           <w:rFonts w:eastAsia="Times New Roman" w:cs="Times New Roman"/>
         </w:rPr>
-        <w:t xml:space="preserve"> C.I. seria  RK   nr. 611070, </w:t>
+        <w:t xml:space="preserve"> C.I. seria {APARTINATOR_CI_SERIE} nr. {APARTINATOR_CI_NUMAR}, </w:t>
       </w:r>
       <w:r>
         <w:rPr>
